--- a/capstone/연구계획서_최종보완본.docx
+++ b/capstone/연구계획서_최종보완본.docx
@@ -5,115 +5,203 @@
     <w:p>
       <w:pPr>
         <w:pStyle w:val="a4"/>
-        <w:rPr>
-          <w:lang w:eastAsia="ko-KR"/>
-        </w:rPr>
-      </w:pPr>
-      <w:r>
-        <w:rPr>
-          <w:lang w:eastAsia="ko-KR"/>
+        <w:jc w:val="center"/>
+      </w:pPr>
+      <w:r>
+        <w:rPr>
+          <w:rFonts w:ascii="Calibri" w:hAnsi="Calibri" w:eastAsia="맑은 고딕" w:cs="Calibri" w:asciiTheme="majorHAnsi" w:hAnsiTheme="majorHAnsi" w:eastAsiaTheme="majorEastAsia" w:csTheme="majorBidi"/>
+          <w:b/>
+          <w:bCs/>
+          <w:color w:val="000000"/>
+          <w:sz w:val="40"/>
+          <w:szCs w:val="36"/>
         </w:rPr>
         <w:t xml:space="preserve">RGB-D </w:t>
       </w:r>
       <w:r>
         <w:rPr>
-          <w:lang w:eastAsia="ko-KR"/>
+          <w:rFonts w:ascii="Calibri" w:hAnsi="Calibri" w:eastAsia="맑은 고딕" w:cs="Calibri" w:asciiTheme="majorHAnsi" w:hAnsiTheme="majorHAnsi" w:eastAsiaTheme="majorEastAsia" w:csTheme="majorBidi"/>
+          <w:b/>
+          <w:bCs/>
+          <w:color w:val="000000"/>
+          <w:sz w:val="40"/>
+          <w:szCs w:val="36"/>
         </w:rPr>
         <w:t>운동학</w:t>
       </w:r>
       <w:r>
         <w:rPr>
-          <w:lang w:eastAsia="ko-KR"/>
+          <w:rFonts w:ascii="Calibri" w:hAnsi="Calibri" w:eastAsia="맑은 고딕" w:cs="Calibri" w:asciiTheme="majorHAnsi" w:hAnsiTheme="majorHAnsi" w:eastAsiaTheme="majorEastAsia" w:csTheme="majorBidi"/>
+          <w:b/>
+          <w:bCs/>
+          <w:color w:val="000000"/>
+          <w:sz w:val="40"/>
+          <w:szCs w:val="36"/>
         </w:rPr>
         <w:t xml:space="preserve"> </w:t>
       </w:r>
       <w:r>
         <w:rPr>
-          <w:lang w:eastAsia="ko-KR"/>
+          <w:rFonts w:ascii="Calibri" w:hAnsi="Calibri" w:eastAsia="맑은 고딕" w:cs="Calibri" w:asciiTheme="majorHAnsi" w:hAnsiTheme="majorHAnsi" w:eastAsiaTheme="majorEastAsia" w:csTheme="majorBidi"/>
+          <w:b/>
+          <w:bCs/>
+          <w:color w:val="000000"/>
+          <w:sz w:val="40"/>
+          <w:szCs w:val="36"/>
         </w:rPr>
         <w:t>정보를</w:t>
       </w:r>
       <w:r>
         <w:rPr>
-          <w:lang w:eastAsia="ko-KR"/>
+          <w:rFonts w:ascii="Calibri" w:hAnsi="Calibri" w:eastAsia="맑은 고딕" w:cs="Calibri" w:asciiTheme="majorHAnsi" w:hAnsiTheme="majorHAnsi" w:eastAsiaTheme="majorEastAsia" w:csTheme="majorBidi"/>
+          <w:b/>
+          <w:bCs/>
+          <w:color w:val="000000"/>
+          <w:sz w:val="40"/>
+          <w:szCs w:val="36"/>
         </w:rPr>
         <w:t xml:space="preserve"> </w:t>
       </w:r>
       <w:r>
         <w:rPr>
-          <w:lang w:eastAsia="ko-KR"/>
+          <w:rFonts w:ascii="Calibri" w:hAnsi="Calibri" w:eastAsia="맑은 고딕" w:cs="Calibri" w:asciiTheme="majorHAnsi" w:hAnsiTheme="majorHAnsi" w:eastAsiaTheme="majorEastAsia" w:csTheme="majorBidi"/>
+          <w:b/>
+          <w:bCs/>
+          <w:color w:val="000000"/>
+          <w:sz w:val="40"/>
+          <w:szCs w:val="36"/>
         </w:rPr>
         <w:t>활용한</w:t>
       </w:r>
       <w:r>
         <w:rPr>
-          <w:lang w:eastAsia="ko-KR"/>
+          <w:rFonts w:ascii="Calibri" w:hAnsi="Calibri" w:eastAsia="맑은 고딕" w:cs="Calibri" w:asciiTheme="majorHAnsi" w:hAnsiTheme="majorHAnsi" w:eastAsiaTheme="majorEastAsia" w:csTheme="majorBidi"/>
+          <w:b/>
+          <w:bCs/>
+          <w:color w:val="000000"/>
+          <w:sz w:val="40"/>
+          <w:szCs w:val="36"/>
         </w:rPr>
         <w:t xml:space="preserve"> </w:t>
       </w:r>
       <w:r>
         <w:rPr>
-          <w:lang w:eastAsia="ko-KR"/>
+          <w:rFonts w:ascii="Calibri" w:hAnsi="Calibri" w:eastAsia="맑은 고딕" w:cs="Calibri" w:asciiTheme="majorHAnsi" w:hAnsiTheme="majorHAnsi" w:eastAsiaTheme="majorEastAsia" w:csTheme="majorBidi"/>
+          <w:b/>
+          <w:bCs/>
+          <w:color w:val="000000"/>
+          <w:sz w:val="40"/>
+          <w:szCs w:val="36"/>
         </w:rPr>
         <w:t>양손</w:t>
       </w:r>
       <w:r>
         <w:rPr>
-          <w:lang w:eastAsia="ko-KR"/>
+          <w:rFonts w:ascii="Calibri" w:hAnsi="Calibri" w:eastAsia="맑은 고딕" w:cs="Calibri" w:asciiTheme="majorHAnsi" w:hAnsiTheme="majorHAnsi" w:eastAsiaTheme="majorEastAsia" w:csTheme="majorBidi"/>
+          <w:b/>
+          <w:bCs/>
+          <w:color w:val="000000"/>
+          <w:sz w:val="40"/>
+          <w:szCs w:val="36"/>
         </w:rPr>
         <w:t xml:space="preserve"> </w:t>
       </w:r>
       <w:r>
         <w:rPr>
-          <w:lang w:eastAsia="ko-KR"/>
+          <w:rFonts w:ascii="Calibri" w:hAnsi="Calibri" w:eastAsia="맑은 고딕" w:cs="Calibri" w:asciiTheme="majorHAnsi" w:hAnsiTheme="majorHAnsi" w:eastAsiaTheme="majorEastAsia" w:csTheme="majorBidi"/>
+          <w:b/>
+          <w:bCs/>
+          <w:color w:val="000000"/>
+          <w:sz w:val="40"/>
+          <w:szCs w:val="36"/>
         </w:rPr>
         <w:t>손</w:t>
       </w:r>
       <w:r>
         <w:rPr>
-          <w:lang w:eastAsia="ko-KR"/>
+          <w:rFonts w:ascii="Calibri" w:hAnsi="Calibri" w:eastAsia="맑은 고딕" w:cs="Calibri" w:asciiTheme="majorHAnsi" w:hAnsiTheme="majorHAnsi" w:eastAsiaTheme="majorEastAsia" w:csTheme="majorBidi"/>
+          <w:b/>
+          <w:bCs/>
+          <w:color w:val="000000"/>
+          <w:sz w:val="40"/>
+          <w:szCs w:val="36"/>
         </w:rPr>
         <w:t xml:space="preserve"> </w:t>
       </w:r>
       <w:r>
         <w:rPr>
-          <w:lang w:eastAsia="ko-KR"/>
+          <w:rFonts w:ascii="Calibri" w:hAnsi="Calibri" w:eastAsia="맑은 고딕" w:cs="Calibri" w:asciiTheme="majorHAnsi" w:hAnsiTheme="majorHAnsi" w:eastAsiaTheme="majorEastAsia" w:csTheme="majorBidi"/>
+          <w:b/>
+          <w:bCs/>
+          <w:color w:val="000000"/>
+          <w:sz w:val="40"/>
+          <w:szCs w:val="36"/>
         </w:rPr>
         <w:t>과제</w:t>
       </w:r>
       <w:r>
         <w:rPr>
-          <w:lang w:eastAsia="ko-KR"/>
+          <w:rFonts w:ascii="Calibri" w:hAnsi="Calibri" w:eastAsia="맑은 고딕" w:cs="Calibri" w:asciiTheme="majorHAnsi" w:hAnsiTheme="majorHAnsi" w:eastAsiaTheme="majorEastAsia" w:csTheme="majorBidi"/>
+          <w:b/>
+          <w:bCs/>
+          <w:color w:val="000000"/>
+          <w:sz w:val="40"/>
+          <w:szCs w:val="36"/>
         </w:rPr>
         <w:t xml:space="preserve"> VLM </w:t>
       </w:r>
       <w:r>
         <w:rPr>
-          <w:lang w:eastAsia="ko-KR"/>
+          <w:rFonts w:ascii="Calibri" w:hAnsi="Calibri" w:eastAsia="맑은 고딕" w:cs="Calibri" w:asciiTheme="majorHAnsi" w:hAnsiTheme="majorHAnsi" w:eastAsiaTheme="majorEastAsia" w:csTheme="majorBidi"/>
+          <w:b/>
+          <w:bCs/>
+          <w:color w:val="000000"/>
+          <w:sz w:val="40"/>
+          <w:szCs w:val="36"/>
         </w:rPr>
         <w:t>평가</w:t>
       </w:r>
       <w:r>
         <w:rPr>
-          <w:lang w:eastAsia="ko-KR"/>
+          <w:rFonts w:ascii="Calibri" w:hAnsi="Calibri" w:eastAsia="맑은 고딕" w:cs="Calibri" w:asciiTheme="majorHAnsi" w:hAnsiTheme="majorHAnsi" w:eastAsiaTheme="majorEastAsia" w:csTheme="majorBidi"/>
+          <w:b/>
+          <w:bCs/>
+          <w:color w:val="000000"/>
+          <w:sz w:val="40"/>
+          <w:szCs w:val="36"/>
         </w:rPr>
         <w:t xml:space="preserve"> </w:t>
       </w:r>
       <w:r>
         <w:rPr>
-          <w:lang w:eastAsia="ko-KR"/>
+          <w:rFonts w:ascii="Calibri" w:hAnsi="Calibri" w:eastAsia="맑은 고딕" w:cs="Calibri" w:asciiTheme="majorHAnsi" w:hAnsiTheme="majorHAnsi" w:eastAsiaTheme="majorEastAsia" w:csTheme="majorBidi"/>
+          <w:b/>
+          <w:bCs/>
+          <w:color w:val="000000"/>
+          <w:sz w:val="40"/>
+          <w:szCs w:val="36"/>
         </w:rPr>
         <w:t>파일럿</w:t>
       </w:r>
       <w:r>
         <w:rPr>
-          <w:lang w:eastAsia="ko-KR"/>
+          <w:rFonts w:ascii="Calibri" w:hAnsi="Calibri" w:eastAsia="맑은 고딕" w:cs="Calibri" w:asciiTheme="majorHAnsi" w:hAnsiTheme="majorHAnsi" w:eastAsiaTheme="majorEastAsia" w:csTheme="majorBidi"/>
+          <w:b/>
+          <w:bCs/>
+          <w:color w:val="000000"/>
+          <w:sz w:val="40"/>
+          <w:szCs w:val="36"/>
         </w:rPr>
         <w:t xml:space="preserve"> </w:t>
       </w:r>
       <w:r>
         <w:rPr>
-          <w:lang w:eastAsia="ko-KR"/>
+          <w:rFonts w:ascii="Calibri" w:hAnsi="Calibri" w:eastAsia="맑은 고딕" w:cs="Calibri" w:asciiTheme="majorHAnsi" w:hAnsiTheme="majorHAnsi" w:eastAsiaTheme="majorEastAsia" w:csTheme="majorBidi"/>
+          <w:b/>
+          <w:bCs/>
+          <w:color w:val="000000"/>
+          <w:sz w:val="40"/>
+          <w:szCs w:val="36"/>
         </w:rPr>
         <w:t>연구</w:t>
       </w:r>
@@ -4178,81 +4266,113 @@
 
 <file path=word/comments.xml><?xml version="1.0" encoding="utf-8"?>
 <w:comments xmlns:wpc="http://schemas.microsoft.com/office/word/2010/wordprocessingCanvas" xmlns:cx="http://schemas.microsoft.com/office/drawing/2014/chartex" xmlns:cx1="http://schemas.microsoft.com/office/drawing/2015/9/8/chartex" xmlns:cx2="http://schemas.microsoft.com/office/drawing/2015/10/21/chartex" xmlns:cx3="http://schemas.microsoft.com/office/drawing/2016/5/9/chartex" xmlns:cx4="http://schemas.microsoft.com/office/drawing/2016/5/10/chartex" xmlns:cx5="http://schemas.microsoft.com/office/drawing/2016/5/11/chartex" xmlns:cx6="http://schemas.microsoft.com/office/drawing/2016/5/12/chartex" xmlns:cx7="http://schemas.microsoft.com/office/drawing/2016/5/13/chartex" xmlns:cx8="http://schemas.microsoft.com/office/drawing/2016/5/14/chartex" xmlns:mc="http://schemas.openxmlformats.org/markup-compatibility/2006" xmlns:aink="http://schemas.microsoft.com/office/drawing/2016/ink" xmlns:am3d="http://schemas.microsoft.com/office/drawing/2017/model3d" xmlns:o="urn:schemas-microsoft-com:office:office" xmlns:oel="http://schemas.microsoft.com/office/2019/extlst" xmlns:r="http://schemas.openxmlformats.org/officeDocument/2006/relationships" xmlns:m="http://schemas.openxmlformats.org/officeDocument/2006/math" xmlns:v="urn:schemas-microsoft-com:vml" xmlns:wp14="http://schemas.microsoft.com/office/word/2010/wordprocessingDrawing" xmlns:wp="http://schemas.openxmlformats.org/drawingml/2006/wordprocessingDrawing" xmlns:w10="urn:schemas-microsoft-com:office:word" xmlns:w="http://schemas.openxmlformats.org/wordprocessingml/2006/main" xmlns:w14="http://schemas.microsoft.com/office/word/2010/wordml" xmlns:w15="http://schemas.microsoft.com/office/word/2012/wordml" xmlns:w16cex="http://schemas.microsoft.com/office/word/2018/wordml/cex" xmlns:w16cid="http://schemas.microsoft.com/office/word/2016/wordml/cid" xmlns:w16="http://schemas.microsoft.com/office/word/2018/wordml" xmlns:w16du="http://schemas.microsoft.com/office/word/2023/wordml/word16du" xmlns:w16sdtdh="http://schemas.microsoft.com/office/word/2020/wordml/sdtdatahash" xmlns:w16sdtfl="http://schemas.microsoft.com/office/word/2024/wordml/sdtformatlock" xmlns:w16se="http://schemas.microsoft.com/office/word/2015/wordml/symex" xmlns:wpg="http://schemas.microsoft.com/office/word/2010/wordprocessingGroup" xmlns:wpi="http://schemas.microsoft.com/office/word/2010/wordprocessingInk" xmlns:wne="http://schemas.microsoft.com/office/word/2006/wordml" xmlns:wps="http://schemas.microsoft.com/office/word/2010/wordprocessingShape" mc:Ignorable="w14 w15 w16se w16cid w16 w16cex w16sdtdh w16sdtfl w16du wp14">
-  <w:comment w:id="0" w:author="연구계획 검토" w:date="2026-09-13T02:45:00Z" w:initials="R">
-    <w:p>
-      <w:r>
+  <w:comment w:id="0" w:author="연구계획 검토" w:initials="R" w:date="2026-09-13T02:45:00Z">
+    <w:p>
+      <w:r>
+        <w:rPr>
+          <w:rStyle w:val="CommentReference"/>
+        </w:rPr>
         <w:annotationRef/>
       </w:r>
+      <w:r/>
       <w:r>
         <w:t>고정 2초 유지·4초 해제 기준을 폐기하였다. 속도 기반 구간 검출과 과제 성공 판정을 분리하고, 변경된 기준을 피처·샘플링·프롬프트·통계에 일관되게 적용하였다.</w:t>
       </w:r>
     </w:p>
   </w:comment>
-  <w:comment w:id="1" w:author="연구계획 검토" w:date="2026-09-13T05:59:00Z" w:initials="R">
-    <w:p>
-      <w:r>
+  <w:comment w:id="1" w:author="연구계획 검토" w:initials="R" w:date="2026-09-13T05:59:00Z">
+    <w:p>
+      <w:r>
+        <w:rPr>
+          <w:rStyle w:val="CommentReference"/>
+        </w:rPr>
         <w:annotationRef/>
       </w:r>
+      <w:r/>
       <w:r>
         <w:t>합의한 최종 방향에 맞춰 주 비교를 A3−A1로 통일하고 네 가지 과제 순서를 사전 배정하도록 수정하였다.</w:t>
       </w:r>
     </w:p>
   </w:comment>
-  <w:comment w:id="2" w:author="연구계획 검토" w:date="2026-09-13T02:45:00Z" w:initials="R">
-    <w:p>
-      <w:r>
+  <w:comment w:id="2" w:author="연구계획 검토" w:initials="R" w:date="2026-09-13T02:45:00Z">
+    <w:p>
+      <w:r>
+        <w:rPr>
+          <w:rStyle w:val="CommentReference"/>
+        </w:rPr>
         <w:annotationRef/>
       </w:r>
+      <w:r/>
       <w:r>
         <w:t>필터로 채워진 값을 실제 관측으로 세던 문제를 수정하였다. RealSense Temporal Smooth Alpha 0.4와 별도 persistency 설정을 혼동하지 않으며 주 측정에는 해당 지속 보간을 사용하지 않는다.</w:t>
       </w:r>
     </w:p>
   </w:comment>
-  <w:comment w:id="3" w:author="연구계획 검토" w:date="2026-09-13T02:45:00Z" w:initials="R">
-    <w:p>
-      <w:r>
+  <w:comment w:id="3" w:author="연구계획 검토" w:initials="R" w:date="2026-09-13T02:45:00Z">
+    <w:p>
+      <w:r>
+        <w:rPr>
+          <w:rStyle w:val="CommentReference"/>
+        </w:rPr>
         <w:annotationRef/>
       </w:r>
+      <w:r/>
       <w:r>
         <w:t>자동 구간 검출 알고리즘은 새로운 공학적 조작 정의이다. 저속·무동작·실패의 구분 한계를 명시하고, 실제 장비에서 검증 완료된 수치처럼 쓰지 않았다.</w:t>
       </w:r>
     </w:p>
   </w:comment>
-  <w:comment w:id="4" w:author="연구계획 검토" w:date="2026-09-13T05:59:00Z" w:initials="R">
-    <w:p>
-      <w:r>
+  <w:comment w:id="4" w:author="연구계획 검토" w:initials="R" w:date="2026-09-13T05:59:00Z">
+    <w:p>
+      <w:r>
+        <w:rPr>
+          <w:rStyle w:val="CommentReference"/>
+        </w:rPr>
         <w:annotationRef/>
       </w:r>
+      <w:r/>
       <w:r>
         <w:t>합의한 최종 방향에 맞춰 주 비교를 A3−A1로 통일하고 네 가지 과제 순서를 사전 배정하도록 수정하였다.</w:t>
       </w:r>
     </w:p>
   </w:comment>
-  <w:comment w:id="5" w:author="연구계획 검토" w:date="2026-09-13T02:45:00Z" w:initials="R">
-    <w:p>
-      <w:r>
+  <w:comment w:id="5" w:author="연구계획 검토" w:initials="R" w:date="2026-09-13T02:45:00Z">
+    <w:p>
+      <w:r>
+        <w:rPr>
+          <w:rStyle w:val="CommentReference"/>
+        </w:rPr>
         <w:annotationRef/>
       </w:r>
+      <w:r/>
       <w:r>
         <w:t>양손 비동기 또는 자동 분할 실패 시에도 모든 조건에서 동일 프레임을 사용하고 실패 시행을 숨기지 않도록 대체 규칙을 추가하였다.</w:t>
       </w:r>
     </w:p>
   </w:comment>
-  <w:comment w:id="6" w:author="연구계획 검토" w:date="2026-09-13T05:59:00Z" w:initials="R">
-    <w:p>
-      <w:r>
+  <w:comment w:id="6" w:author="연구계획 검토" w:initials="R" w:date="2026-09-13T05:59:00Z">
+    <w:p>
+      <w:r>
+        <w:rPr>
+          <w:rStyle w:val="CommentReference"/>
+        </w:rPr>
         <w:annotationRef/>
       </w:r>
+      <w:r/>
       <w:r>
         <w:t>합의한 최종 방향에 맞춰 주 비교를 A3−A1로 통일하고 네 가지 과제 순서를 사전 배정하도록 수정하였다.</w:t>
       </w:r>
     </w:p>
   </w:comment>
-  <w:comment w:id="7" w:author="연구계획 검토" w:date="2026-09-13T02:45:00Z" w:initials="R">
-    <w:p>
-      <w:r>
+  <w:comment w:id="7" w:author="연구계획 검토" w:initials="R" w:date="2026-09-13T02:45:00Z">
+    <w:p>
+      <w:r>
+        <w:rPr>
+          <w:rStyle w:val="CommentReference"/>
+        </w:rPr>
         <w:annotationRef/>
       </w:r>
+      <w:r/>
       <w:r>
         <w:t>순서형 회귀라고만 적혀 있던 비교 모델을 명시적 구현 설정이 있는 다항 로지스틱 회귀로 변경하였다. 순서형 모델이라는 주장은 삭제하였다.</w:t>
       </w:r>
@@ -4263,27 +4383,40 @@
 
 <file path=word/commentsExtended.xml><?xml version="1.0" encoding="utf-8"?>
 <w15:commentsEx xmlns:wpc="http://schemas.microsoft.com/office/word/2010/wordprocessingCanvas" xmlns:cx="http://schemas.microsoft.com/office/drawing/2014/chartex" xmlns:cx1="http://schemas.microsoft.com/office/drawing/2015/9/8/chartex" xmlns:cx2="http://schemas.microsoft.com/office/drawing/2015/10/21/chartex" xmlns:cx3="http://schemas.microsoft.com/office/drawing/2016/5/9/chartex" xmlns:cx4="http://schemas.microsoft.com/office/drawing/2016/5/10/chartex" xmlns:cx5="http://schemas.microsoft.com/office/drawing/2016/5/11/chartex" xmlns:cx6="http://schemas.microsoft.com/office/drawing/2016/5/12/chartex" xmlns:cx7="http://schemas.microsoft.com/office/drawing/2016/5/13/chartex" xmlns:cx8="http://schemas.microsoft.com/office/drawing/2016/5/14/chartex" xmlns:mc="http://schemas.openxmlformats.org/markup-compatibility/2006" xmlns:aink="http://schemas.microsoft.com/office/drawing/2016/ink" xmlns:am3d="http://schemas.microsoft.com/office/drawing/2017/model3d" xmlns:o="urn:schemas-microsoft-com:office:office" xmlns:oel="http://schemas.microsoft.com/office/2019/extlst" xmlns:r="http://schemas.openxmlformats.org/officeDocument/2006/relationships" xmlns:m="http://schemas.openxmlformats.org/officeDocument/2006/math" xmlns:v="urn:schemas-microsoft-com:vml" xmlns:wp14="http://schemas.microsoft.com/office/word/2010/wordprocessingDrawing" xmlns:wp="http://schemas.openxmlformats.org/drawingml/2006/wordprocessingDrawing" xmlns:w10="urn:schemas-microsoft-com:office:word" xmlns:w="http://schemas.openxmlformats.org/wordprocessingml/2006/main" xmlns:w14="http://schemas.microsoft.com/office/word/2010/wordml" xmlns:w15="http://schemas.microsoft.com/office/word/2012/wordml" xmlns:w16cex="http://schemas.microsoft.com/office/word/2018/wordml/cex" xmlns:w16cid="http://schemas.microsoft.com/office/word/2016/wordml/cid" xmlns:w16="http://schemas.microsoft.com/office/word/2018/wordml" xmlns:w16du="http://schemas.microsoft.com/office/word/2023/wordml/word16du" xmlns:w16sdtdh="http://schemas.microsoft.com/office/word/2020/wordml/sdtdatahash" xmlns:w16sdtfl="http://schemas.microsoft.com/office/word/2024/wordml/sdtformatlock" xmlns:w16se="http://schemas.microsoft.com/office/word/2015/wordml/symex" xmlns:wpg="http://schemas.microsoft.com/office/word/2010/wordprocessingGroup" xmlns:wpi="http://schemas.microsoft.com/office/word/2010/wordprocessingInk" xmlns:wne="http://schemas.microsoft.com/office/word/2006/wordml" xmlns:wps="http://schemas.microsoft.com/office/word/2010/wordprocessingShape" mc:Ignorable="w14 w15 w16se w16cid w16 w16cex w16sdtdh w16sdtfl w16du wp14">
-  <w15:commentEx w15:paraId="27E8DDCF" w15:done="0"/>
-  <w15:commentEx w15:paraId="2B921EC0" w15:done="0"/>
-  <w15:commentEx w15:paraId="1FB26958" w15:done="0"/>
-  <w15:commentEx w15:paraId="1A801449" w15:done="0"/>
-  <w15:commentEx w15:paraId="3E96FAA7" w15:done="0"/>
-  <w15:commentEx w15:paraId="411AB31B" w15:done="0"/>
-  <w15:commentEx w15:paraId="3855F5DD" w15:done="0"/>
-  <w15:commentEx w15:paraId="54C5FE12" w15:done="0"/>
+  <w15:commentEx w15:paraId="3A509227" w15:done="0"/>
+  <w15:commentEx w15:paraId="63C23F9E" w15:done="0"/>
+  <w15:commentEx w15:paraId="6042FC49" w15:done="0"/>
+  <w15:commentEx w15:paraId="5BB0CD7D" w15:done="0"/>
+  <w15:commentEx w15:paraId="19D130FC" w15:done="0"/>
+  <w15:commentEx w15:paraId="644E907E" w15:done="0"/>
+  <w15:commentEx w15:paraId="23064D64" w15:done="0"/>
+  <w15:commentEx w15:paraId="18B883A8" w15:done="0"/>
 </w15:commentsEx>
+</file>
+
+<file path=word/commentsExtensible.xml><?xml version="1.0" encoding="utf-8"?>
+<w16cex:commentsExtensible xmlns:wpc="http://schemas.microsoft.com/office/word/2010/wordprocessingCanvas" xmlns:cx="http://schemas.microsoft.com/office/drawing/2014/chartex" xmlns:cx1="http://schemas.microsoft.com/office/drawing/2015/9/8/chartex" xmlns:cx2="http://schemas.microsoft.com/office/drawing/2015/10/21/chartex" xmlns:cx3="http://schemas.microsoft.com/office/drawing/2016/5/9/chartex" xmlns:cx4="http://schemas.microsoft.com/office/drawing/2016/5/10/chartex" xmlns:cx5="http://schemas.microsoft.com/office/drawing/2016/5/11/chartex" xmlns:cx6="http://schemas.microsoft.com/office/drawing/2016/5/12/chartex" xmlns:cx7="http://schemas.microsoft.com/office/drawing/2016/5/13/chartex" xmlns:cx8="http://schemas.microsoft.com/office/drawing/2016/5/14/chartex" xmlns:mc="http://schemas.openxmlformats.org/markup-compatibility/2006" xmlns:aink="http://schemas.microsoft.com/office/drawing/2016/ink" xmlns:am3d="http://schemas.microsoft.com/office/drawing/2017/model3d" xmlns:o="urn:schemas-microsoft-com:office:office" xmlns:oel="http://schemas.microsoft.com/office/2019/extlst" xmlns:r="http://schemas.openxmlformats.org/officeDocument/2006/relationships" xmlns:m="http://schemas.openxmlformats.org/officeDocument/2006/math" xmlns:v="urn:schemas-microsoft-com:vml" xmlns:wp14="http://schemas.microsoft.com/office/word/2010/wordprocessingDrawing" xmlns:wp="http://schemas.openxmlformats.org/drawingml/2006/wordprocessingDrawing" xmlns:w10="urn:schemas-microsoft-com:office:word" xmlns:w="http://schemas.openxmlformats.org/wordprocessingml/2006/main" xmlns:w14="http://schemas.microsoft.com/office/word/2010/wordml" xmlns:w15="http://schemas.microsoft.com/office/word/2012/wordml" xmlns:w16cex="http://schemas.microsoft.com/office/word/2018/wordml/cex" xmlns:w16cid="http://schemas.microsoft.com/office/word/2016/wordml/cid" xmlns:w16="http://schemas.microsoft.com/office/word/2018/wordml" xmlns:w16du="http://schemas.microsoft.com/office/word/2023/wordml/word16du" xmlns:w16sdtdh="http://schemas.microsoft.com/office/word/2020/wordml/sdtdatahash" xmlns:w16sdtfl="http://schemas.microsoft.com/office/word/2024/wordml/sdtformatlock" xmlns:w16se="http://schemas.microsoft.com/office/word/2015/wordml/symex" xmlns:wpg="http://schemas.microsoft.com/office/word/2010/wordprocessingGroup" xmlns:wpi="http://schemas.microsoft.com/office/word/2010/wordprocessingInk" xmlns:wne="http://schemas.microsoft.com/office/word/2006/wordml" xmlns:wps="http://schemas.microsoft.com/office/word/2010/wordprocessingShape" mc:Ignorable="w14 w15 w16se w16cid w16 w16cex w16sdtdh w16sdtfl w16du wp14">
+  <w16cex:commentExtensible w16cex:durableId="163606AC" w16cex:dateUtc="2026-09-13T02:45:00Z"/>
+  <w16cex:commentExtensible w16cex:durableId="26CA94A6" w16cex:dateUtc="2026-09-13T05:59:00Z"/>
+  <w16cex:commentExtensible w16cex:durableId="052F1A87" w16cex:dateUtc="2026-09-13T02:45:00Z"/>
+  <w16cex:commentExtensible w16cex:durableId="3C01A1C4" w16cex:dateUtc="2026-09-13T02:45:00Z"/>
+  <w16cex:commentExtensible w16cex:durableId="4259C6CE" w16cex:dateUtc="2026-09-13T05:59:00Z"/>
+  <w16cex:commentExtensible w16cex:durableId="752A31A5" w16cex:dateUtc="2026-09-13T02:45:00Z"/>
+  <w16cex:commentExtensible w16cex:durableId="6FDD1973" w16cex:dateUtc="2026-09-13T05:59:00Z"/>
+  <w16cex:commentExtensible w16cex:durableId="32759589" w16cex:dateUtc="2026-09-13T02:45:00Z"/>
+</w16cex:commentsExtensible>
 </file>
 
 <file path=word/commentsIds.xml><?xml version="1.0" encoding="utf-8"?>
 <w16cid:commentsIds xmlns:wpc="http://schemas.microsoft.com/office/word/2010/wordprocessingCanvas" xmlns:cx="http://schemas.microsoft.com/office/drawing/2014/chartex" xmlns:cx1="http://schemas.microsoft.com/office/drawing/2015/9/8/chartex" xmlns:cx2="http://schemas.microsoft.com/office/drawing/2015/10/21/chartex" xmlns:cx3="http://schemas.microsoft.com/office/drawing/2016/5/9/chartex" xmlns:cx4="http://schemas.microsoft.com/office/drawing/2016/5/10/chartex" xmlns:cx5="http://schemas.microsoft.com/office/drawing/2016/5/11/chartex" xmlns:cx6="http://schemas.microsoft.com/office/drawing/2016/5/12/chartex" xmlns:cx7="http://schemas.microsoft.com/office/drawing/2016/5/13/chartex" xmlns:cx8="http://schemas.microsoft.com/office/drawing/2016/5/14/chartex" xmlns:mc="http://schemas.openxmlformats.org/markup-compatibility/2006" xmlns:aink="http://schemas.microsoft.com/office/drawing/2016/ink" xmlns:am3d="http://schemas.microsoft.com/office/drawing/2017/model3d" xmlns:o="urn:schemas-microsoft-com:office:office" xmlns:oel="http://schemas.microsoft.com/office/2019/extlst" xmlns:r="http://schemas.openxmlformats.org/officeDocument/2006/relationships" xmlns:m="http://schemas.openxmlformats.org/officeDocument/2006/math" xmlns:v="urn:schemas-microsoft-com:vml" xmlns:wp14="http://schemas.microsoft.com/office/word/2010/wordprocessingDrawing" xmlns:wp="http://schemas.openxmlformats.org/drawingml/2006/wordprocessingDrawing" xmlns:w10="urn:schemas-microsoft-com:office:word" xmlns:w="http://schemas.openxmlformats.org/wordprocessingml/2006/main" xmlns:w14="http://schemas.microsoft.com/office/word/2010/wordml" xmlns:w15="http://schemas.microsoft.com/office/word/2012/wordml" xmlns:w16cex="http://schemas.microsoft.com/office/word/2018/wordml/cex" xmlns:w16cid="http://schemas.microsoft.com/office/word/2016/wordml/cid" xmlns:w16="http://schemas.microsoft.com/office/word/2018/wordml" xmlns:w16du="http://schemas.microsoft.com/office/word/2023/wordml/word16du" xmlns:w16sdtdh="http://schemas.microsoft.com/office/word/2020/wordml/sdtdatahash" xmlns:w16sdtfl="http://schemas.microsoft.com/office/word/2024/wordml/sdtformatlock" xmlns:w16se="http://schemas.microsoft.com/office/word/2015/wordml/symex" xmlns:wpg="http://schemas.microsoft.com/office/word/2010/wordprocessingGroup" xmlns:wpi="http://schemas.microsoft.com/office/word/2010/wordprocessingInk" xmlns:wne="http://schemas.microsoft.com/office/word/2006/wordml" xmlns:wps="http://schemas.microsoft.com/office/word/2010/wordprocessingShape" mc:Ignorable="w14 w15 w16se w16cid w16 w16cex w16sdtdh w16sdtfl w16du wp14">
-  <w16cid:commentId w16cid:paraId="27E8DDCF" w16cid:durableId="7E93C6C9"/>
-  <w16cid:commentId w16cid:paraId="2B921EC0" w16cid:durableId="1BF4D09E"/>
-  <w16cid:commentId w16cid:paraId="1FB26958" w16cid:durableId="56406022"/>
-  <w16cid:commentId w16cid:paraId="1A801449" w16cid:durableId="17047CDD"/>
-  <w16cid:commentId w16cid:paraId="3E96FAA7" w16cid:durableId="718DE663"/>
-  <w16cid:commentId w16cid:paraId="411AB31B" w16cid:durableId="5349B717"/>
-  <w16cid:commentId w16cid:paraId="3855F5DD" w16cid:durableId="23DBCEF5"/>
-  <w16cid:commentId w16cid:paraId="54C5FE12" w16cid:durableId="5331C46F"/>
+  <w16cid:commentId w16cid:paraId="3A509227" w16cid:durableId="163606AC"/>
+  <w16cid:commentId w16cid:paraId="63C23F9E" w16cid:durableId="26CA94A6"/>
+  <w16cid:commentId w16cid:paraId="6042FC49" w16cid:durableId="052F1A87"/>
+  <w16cid:commentId w16cid:paraId="5BB0CD7D" w16cid:durableId="3C01A1C4"/>
+  <w16cid:commentId w16cid:paraId="19D130FC" w16cid:durableId="4259C6CE"/>
+  <w16cid:commentId w16cid:paraId="644E907E" w16cid:durableId="752A31A5"/>
+  <w16cid:commentId w16cid:paraId="23064D64" w16cid:durableId="6FDD1973"/>
+  <w16cid:commentId w16cid:paraId="18B883A8" w16cid:durableId="32759589"/>
 </w16cid:commentsIds>
 </file>
 
@@ -4313,7 +4446,7 @@
 </file>
 
 <file path=word/footer1.xml><?xml version="1.0" encoding="utf-8"?>
-<w:ftr xmlns:wpc="http://schemas.microsoft.com/office/word/2010/wordprocessingCanvas" xmlns:cx="http://schemas.microsoft.com/office/drawing/2014/chartex" xmlns:cx1="http://schemas.microsoft.com/office/drawing/2015/9/8/chartex" xmlns:cx2="http://schemas.microsoft.com/office/drawing/2015/10/21/chartex" xmlns:cx3="http://schemas.microsoft.com/office/drawing/2016/5/9/chartex" xmlns:cx4="http://schemas.microsoft.com/office/drawing/2016/5/10/chartex" xmlns:cx5="http://schemas.microsoft.com/office/drawing/2016/5/11/chartex" xmlns:cx6="http://schemas.microsoft.com/office/drawing/2016/5/12/chartex" xmlns:cx7="http://schemas.microsoft.com/office/drawing/2016/5/13/chartex" xmlns:cx8="http://schemas.microsoft.com/office/drawing/2016/5/14/chartex" xmlns:mc="http://schemas.openxmlformats.org/markup-compatibility/2006" xmlns:aink="http://schemas.microsoft.com/office/drawing/2016/ink" xmlns:am3d="http://schemas.microsoft.com/office/drawing/2017/model3d" xmlns:o="urn:schemas-microsoft-com:office:office" xmlns:oel="http://schemas.microsoft.com/office/2019/extlst" xmlns:r="http://schemas.openxmlformats.org/officeDocument/2006/relationships" xmlns:m="http://schemas.openxmlformats.org/officeDocument/2006/math" xmlns:v="urn:schemas-microsoft-com:vml" xmlns:wp14="http://schemas.microsoft.com/office/word/2010/wordprocessingDrawing" xmlns:wp="http://schemas.openxmlformats.org/drawingml/2006/wordprocessingDrawing" xmlns:w10="urn:schemas-microsoft-com:office:word" xmlns:w="http://schemas.openxmlformats.org/wordprocessingml/2006/main" xmlns:w14="http://schemas.microsoft.com/office/word/2010/wordml" xmlns:w15="http://schemas.microsoft.com/office/word/2012/wordml" xmlns:w16cex="http://schemas.microsoft.com/office/word/2018/wordml/cex" xmlns:w16cid="http://schemas.microsoft.com/office/word/2016/wordml/cid" xmlns:w16="http://schemas.microsoft.com/office/word/2018/wordml" xmlns:w16du="http://schemas.microsoft.com/office/word/2023/wordml/word16du" xmlns:w16sdtdh="http://schemas.microsoft.com/office/word/2020/wordml/sdtdatahash" xmlns:w16sdtfl="http://schemas.microsoft.com/office/word/2024/wordml/sdtformatlock" xmlns:w16se="http://schemas.microsoft.com/office/word/2015/wordml/symex" xmlns:wpg="http://schemas.microsoft.com/office/word/2010/wordprocessingGroup" xmlns:wpi="http://schemas.microsoft.com/office/word/2010/wordprocessingInk" xmlns:wne="http://schemas.microsoft.com/office/word/2006/wordml" xmlns:wps="http://schemas.microsoft.com/office/word/2010/wordprocessingShape" mc:Ignorable="w14 w15 w16se w16cid w16 w16cex w16sdtdh w16sdtfl w16du wp14">
+<w:ftr xmlns:wpc="http://schemas.microsoft.com/office/word/2010/wordprocessingCanvas" xmlns:mc="http://schemas.openxmlformats.org/markup-compatibility/2006" xmlns:o="urn:schemas-microsoft-com:office:office" xmlns:r="http://schemas.openxmlformats.org/officeDocument/2006/relationships" xmlns:m="http://schemas.openxmlformats.org/officeDocument/2006/math" xmlns:v="urn:schemas-microsoft-com:vml" xmlns:wp14="http://schemas.microsoft.com/office/word/2010/wordprocessingDrawing" xmlns:wp="http://schemas.openxmlformats.org/drawingml/2006/wordprocessingDrawing" xmlns:w10="urn:schemas-microsoft-com:office:word" xmlns:w="http://schemas.openxmlformats.org/wordprocessingml/2006/main" xmlns:w14="http://schemas.microsoft.com/office/word/2010/wordml" xmlns:w15="http://schemas.microsoft.com/office/word/2012/wordml" xmlns:w16se="http://schemas.microsoft.com/office/word/2015/wordml/symex" xmlns:w16cid="http://schemas.microsoft.com/office/word/2016/wordml/cid" xmlns:w16="http://schemas.microsoft.com/office/word/2018/wordml" xmlns:w16cex="http://schemas.microsoft.com/office/word/2018/wordml/cex" xmlns:w16sdtdh="http://schemas.microsoft.com/office/word/2020/wordml/sdtdatahash" xmlns:wne="http://schemas.microsoft.com/office/word/2006/wordml" xmlns:wpg="http://schemas.microsoft.com/office/word/2010/wordprocessingGroup" xmlns:wps="http://schemas.microsoft.com/office/word/2010/wordprocessingShape">
   <w:p>
     <w:pPr>
       <w:jc w:val="center"/>
@@ -4328,9 +4461,6 @@
       <w:fldChar w:fldCharType="separate"/>
     </w:r>
     <w:r>
-      <w:rPr>
-        <w:noProof/>
-      </w:rPr>
       <w:t>1</w:t>
     </w:r>
     <w:r>
